--- a/portal-measure/pt/files/KORbuild Settings - Manual do usuário.docx
+++ b/portal-measure/pt/files/KORbuild Settings - Manual do usuário.docx
@@ -123,6 +123,83 @@
           <w:i w:val="0"/>
         </w:rPr>
         <w:t>Coloque o logo (opcional) e salve.</w:t>
+      </w:r>
+    </w:p>
+    <w:p>
+      <w:pPr>
+        <w:pStyle w:val="Heading1"/>
+      </w:pPr>
+      <w:r>
+        <w:rPr>
+          <w:b w:val="0"/>
+          <w:i w:val="0"/>
+        </w:rPr>
+        <w:t>Criar uma obra</w:t>
+      </w:r>
+    </w:p>
+    <w:p>
+      <w:r>
+        <w:rPr>
+          <w:b w:val="0"/>
+          <w:i w:val="0"/>
+        </w:rPr>
+        <w:t xml:space="preserve">Abra </w:t>
+      </w:r>
+      <w:r>
+        <w:rPr>
+          <w:b/>
+          <w:i w:val="0"/>
+        </w:rPr>
+        <w:t>Obras</w:t>
+      </w:r>
+      <w:r>
+        <w:rPr>
+          <w:b w:val="0"/>
+          <w:i w:val="0"/>
+        </w:rPr>
+        <w:t xml:space="preserve"> e escolha </w:t>
+      </w:r>
+      <w:r>
+        <w:rPr>
+          <w:b/>
+          <w:i w:val="0"/>
+        </w:rPr>
+        <w:t>Nova obra</w:t>
+      </w:r>
+      <w:r>
+        <w:rPr>
+          <w:b w:val="0"/>
+          <w:i w:val="0"/>
+        </w:rPr>
+        <w:t xml:space="preserve">, ou abra um projeto </w:t>
+      </w:r>
+      <w:r>
+        <w:rPr>
+          <w:b/>
+          <w:i w:val="0"/>
+        </w:rPr>
+        <w:t>ganho</w:t>
+      </w:r>
+      <w:r>
+        <w:rPr>
+          <w:b w:val="0"/>
+          <w:i w:val="0"/>
+        </w:rPr>
+        <w:t xml:space="preserve"> no Measure Takeoff e clique em </w:t>
+      </w:r>
+      <w:r>
+        <w:rPr>
+          <w:b/>
+          <w:i w:val="0"/>
+        </w:rPr>
+        <w:t>Criar obra a partir deste projeto</w:t>
+      </w:r>
+      <w:r>
+        <w:rPr>
+          <w:b w:val="0"/>
+          <w:i w:val="0"/>
+        </w:rPr>
+        <w:t xml:space="preserve"> (nome, endereço e partes já vêm preenchidos). Informe o contratante, o local (clique no mapa ou use a sua localização) e as datas de início e término. Projeto e obra ficam ligados. Quando o projeto ganhou uma concorrência, a obra nasce já ligada à obra da contratante.</w:t>
       </w:r>
     </w:p>
     <w:p>
